--- a/Отчёт.docx
+++ b/Отчёт.docx
@@ -2343,72 +2343,6 @@
     <w:p>
       <w:pPr>
         <w:jc w:val="both"/>
-        <w:rPr>
-          <w:rFonts w:hint="default"/>
-        </w:rPr>
-      </w:pPr>
-    </w:p>
-    <w:p>
-      <w:pPr>
-        <w:jc w:val="both"/>
-        <w:rPr>
-          <w:rFonts w:hint="default"/>
-        </w:rPr>
-      </w:pPr>
-      <w:r>
-        <w:rPr>
-          <w:rFonts w:hint="default"/>
-        </w:rPr>
-        <w:t>Calculation time: 1.26477 seconds</w:t>
-      </w:r>
-    </w:p>
-    <w:p>
-      <w:pPr>
-        <w:jc w:val="both"/>
-        <w:rPr>
-          <w:rFonts w:hint="default"/>
-        </w:rPr>
-      </w:pPr>
-    </w:p>
-    <w:p>
-      <w:pPr>
-        <w:jc w:val="both"/>
-        <w:rPr>
-          <w:rFonts w:hint="default"/>
-        </w:rPr>
-      </w:pPr>
-      <w:r>
-        <w:rPr>
-          <w:rFonts w:hint="default"/>
-        </w:rPr>
-        <w:t>Calculation time: 1.26555 seconds</w:t>
-      </w:r>
-    </w:p>
-    <w:p>
-      <w:pPr>
-        <w:jc w:val="both"/>
-        <w:rPr>
-          <w:rFonts w:hint="default"/>
-        </w:rPr>
-      </w:pPr>
-    </w:p>
-    <w:p>
-      <w:pPr>
-        <w:jc w:val="both"/>
-        <w:rPr>
-          <w:rFonts w:hint="default"/>
-        </w:rPr>
-      </w:pPr>
-      <w:r>
-        <w:rPr>
-          <w:rFonts w:hint="default"/>
-        </w:rPr>
-        <w:t>Calculation time: 1.21348 seconds</w:t>
-      </w:r>
-    </w:p>
-    <w:p>
-      <w:pPr>
-        <w:jc w:val="both"/>
       </w:pPr>
       <w:r>
         <w:drawing>
@@ -2461,7 +2395,7 @@
       <w:r>
         <w:drawing>
           <wp:inline distT="0" distB="0" distL="114300" distR="114300">
-            <wp:extent cx="5271770" cy="1367790"/>
+            <wp:extent cx="5271770" cy="891540"/>
             <wp:effectExtent l="0" t="0" r="5080" b="3810"/>
             <wp:docPr id="5" name="Изображение 5"/>
             <wp:cNvGraphicFramePr>
@@ -2478,6 +2412,7 @@
                   </pic:nvPicPr>
                   <pic:blipFill>
                     <a:blip r:embed="rId8"/>
+                    <a:srcRect b="34819"/>
                     <a:stretch>
                       <a:fillRect/>
                     </a:stretch>
@@ -2485,7 +2420,7 @@
                   <pic:spPr>
                     <a:xfrm>
                       <a:off x="0" y="0"/>
-                      <a:ext cx="5271770" cy="1367790"/>
+                      <a:ext cx="5271770" cy="891540"/>
                     </a:xfrm>
                     <a:prstGeom prst="rect">
                       <a:avLst/>
